--- a/worksheets/NS_L5_SocialEngineering_Worksheet.docx
+++ b/worksheets/NS_L5_SocialEngineering_Worksheet.docx
@@ -1323,6 +1323,218 @@
               </w:tc>
             </w:tr>
           </w:tbl>
+          <w:p>
+            <w:pPr>
+              <w:keepNext/>
+              <w:spacing w:after="60" w:before="120"/>
+            </w:pPr>
+            <w:r>
+              <w:rPr>
+                <w:rFonts w:ascii="Arial" w:cs="Arial" w:eastAsia="Arial" w:hAnsi="Arial"/>
+                <w:b/>
+                <w:bCs/>
+                <w:sz w:val="21"/>
+                <w:szCs w:val="21"/>
+              </w:rPr>
+              <w:t xml:space="preserve">Which of these are examples of people being a weak point? Select all that apply.</w:t>
+            </w:r>
+          </w:p>
+          <w:tbl>
+            <w:tblPr>
+              <w:tblW w:type="dxa" w:w="10026"/>
+              <w:tblBorders>
+                <w:top w:val="single" w:color="auto" w:sz="4"/>
+                <w:left w:val="single" w:color="auto" w:sz="4"/>
+                <w:bottom w:val="single" w:color="auto" w:sz="4"/>
+                <w:right w:val="single" w:color="auto" w:sz="4"/>
+                <w:insideH w:val="single" w:color="auto" w:sz="4"/>
+                <w:insideV w:val="single" w:color="auto" w:sz="4"/>
+              </w:tblBorders>
+            </w:tblPr>
+            <w:tblGrid>
+              <w:gridCol w:w="10026"/>
+            </w:tblGrid>
+            <w:tr>
+              <w:trPr>
+                <w:cantSplit/>
+                <w:trHeight w:val="460" w:hRule="exact"/>
+              </w:trPr>
+              <w:tc>
+                <w:tcPr>
+                  <w:tcW w:type="dxa" w:w="10026"/>
+                  <w:tcBorders>
+                    <w:top w:val="none" w:color="FFFFFF" w:sz="0"/>
+                    <w:left w:val="none" w:color="FFFFFF" w:sz="0"/>
+                    <w:bottom w:val="dotted" w:color="9AA8BC" w:sz="6"/>
+                    <w:right w:val="none" w:color="FFFFFF" w:sz="0"/>
+                  </w:tcBorders>
+                  <w:tcMar>
+                    <w:left w:type="dxa" w:w="0"/>
+                    <w:bottom w:type="dxa" w:w="20"/>
+                    <w:right w:type="dxa" w:w="0"/>
+                  </w:tcMar>
+                  <w:vAlign w:val="bottom"/>
+                </w:tcPr>
+                <w:p>
+                  <w:pPr>
+                    <w:spacing w:after="0" w:before="0"/>
+                  </w:pPr>
+                  <w:r>
+                    <w:rPr>
+                      <w:rFonts w:ascii="Arial" w:cs="Arial" w:eastAsia="Arial" w:hAnsi="Arial"/>
+                      <w:color w:val="5A6B85"/>
+                      <w:sz w:val="21"/>
+                      <w:szCs w:val="21"/>
+                    </w:rPr>
+                    <w:t xml:space="preserve"/>
+                  </w:r>
+                </w:p>
+              </w:tc>
+            </w:tr>
+            <w:tr>
+              <w:trPr>
+                <w:cantSplit/>
+                <w:trHeight w:val="460" w:hRule="exact"/>
+              </w:trPr>
+              <w:tc>
+                <w:tcPr>
+                  <w:tcW w:type="dxa" w:w="10026"/>
+                  <w:tcBorders>
+                    <w:top w:val="none" w:color="FFFFFF" w:sz="0"/>
+                    <w:left w:val="none" w:color="FFFFFF" w:sz="0"/>
+                    <w:bottom w:val="dotted" w:color="9AA8BC" w:sz="6"/>
+                    <w:right w:val="none" w:color="FFFFFF" w:sz="0"/>
+                  </w:tcBorders>
+                  <w:tcMar>
+                    <w:left w:type="dxa" w:w="0"/>
+                    <w:bottom w:type="dxa" w:w="20"/>
+                    <w:right w:type="dxa" w:w="0"/>
+                  </w:tcMar>
+                  <w:vAlign w:val="bottom"/>
+                </w:tcPr>
+                <w:p>
+                  <w:pPr>
+                    <w:spacing w:after="0" w:before="0"/>
+                  </w:pPr>
+                  <w:r>
+                    <w:rPr>
+                      <w:rFonts w:ascii="Arial" w:cs="Arial" w:eastAsia="Arial" w:hAnsi="Arial"/>
+                      <w:color w:val="5A6B85"/>
+                      <w:sz w:val="21"/>
+                      <w:szCs w:val="21"/>
+                    </w:rPr>
+                    <w:t xml:space="preserve"/>
+                  </w:r>
+                </w:p>
+              </w:tc>
+            </w:tr>
+          </w:tbl>
+          <w:p>
+            <w:pPr>
+              <w:keepNext/>
+              <w:spacing w:after="60" w:before="120"/>
+            </w:pPr>
+            <w:r>
+              <w:rPr>
+                <w:rFonts w:ascii="Arial" w:cs="Arial" w:eastAsia="Arial" w:hAnsi="Arial"/>
+                <w:b/>
+                <w:bCs/>
+                <w:sz w:val="21"/>
+                <w:szCs w:val="21"/>
+              </w:rPr>
+              <w:t xml:space="preserve">Why do attackers target people rather than software?</w:t>
+            </w:r>
+          </w:p>
+          <w:tbl>
+            <w:tblPr>
+              <w:tblW w:type="dxa" w:w="10026"/>
+              <w:tblBorders>
+                <w:top w:val="single" w:color="auto" w:sz="4"/>
+                <w:left w:val="single" w:color="auto" w:sz="4"/>
+                <w:bottom w:val="single" w:color="auto" w:sz="4"/>
+                <w:right w:val="single" w:color="auto" w:sz="4"/>
+                <w:insideH w:val="single" w:color="auto" w:sz="4"/>
+                <w:insideV w:val="single" w:color="auto" w:sz="4"/>
+              </w:tblBorders>
+            </w:tblPr>
+            <w:tblGrid>
+              <w:gridCol w:w="10026"/>
+            </w:tblGrid>
+            <w:tr>
+              <w:trPr>
+                <w:cantSplit/>
+                <w:trHeight w:val="460" w:hRule="exact"/>
+              </w:trPr>
+              <w:tc>
+                <w:tcPr>
+                  <w:tcW w:type="dxa" w:w="10026"/>
+                  <w:tcBorders>
+                    <w:top w:val="none" w:color="FFFFFF" w:sz="0"/>
+                    <w:left w:val="none" w:color="FFFFFF" w:sz="0"/>
+                    <w:bottom w:val="dotted" w:color="9AA8BC" w:sz="6"/>
+                    <w:right w:val="none" w:color="FFFFFF" w:sz="0"/>
+                  </w:tcBorders>
+                  <w:tcMar>
+                    <w:left w:type="dxa" w:w="0"/>
+                    <w:bottom w:type="dxa" w:w="20"/>
+                    <w:right w:type="dxa" w:w="0"/>
+                  </w:tcMar>
+                  <w:vAlign w:val="bottom"/>
+                </w:tcPr>
+                <w:p>
+                  <w:pPr>
+                    <w:spacing w:after="0" w:before="0"/>
+                  </w:pPr>
+                  <w:r>
+                    <w:rPr>
+                      <w:rFonts w:ascii="Arial" w:cs="Arial" w:eastAsia="Arial" w:hAnsi="Arial"/>
+                      <w:color w:val="5A6B85"/>
+                      <w:sz w:val="21"/>
+                      <w:szCs w:val="21"/>
+                    </w:rPr>
+                    <w:t xml:space="preserve"/>
+                  </w:r>
+                </w:p>
+              </w:tc>
+            </w:tr>
+            <w:tr>
+              <w:trPr>
+                <w:cantSplit/>
+                <w:trHeight w:val="460" w:hRule="exact"/>
+              </w:trPr>
+              <w:tc>
+                <w:tcPr>
+                  <w:tcW w:type="dxa" w:w="10026"/>
+                  <w:tcBorders>
+                    <w:top w:val="none" w:color="FFFFFF" w:sz="0"/>
+                    <w:left w:val="none" w:color="FFFFFF" w:sz="0"/>
+                    <w:bottom w:val="dotted" w:color="9AA8BC" w:sz="6"/>
+                    <w:right w:val="none" w:color="FFFFFF" w:sz="0"/>
+                  </w:tcBorders>
+                  <w:tcMar>
+                    <w:left w:type="dxa" w:w="0"/>
+                    <w:bottom w:type="dxa" w:w="20"/>
+                    <w:right w:type="dxa" w:w="0"/>
+                  </w:tcMar>
+                  <w:vAlign w:val="bottom"/>
+                </w:tcPr>
+                <w:p>
+                  <w:pPr>
+                    <w:spacing w:after="0" w:before="0"/>
+                  </w:pPr>
+                  <w:r>
+                    <w:rPr>
+                      <w:rFonts w:ascii="Arial" w:cs="Arial" w:eastAsia="Arial" w:hAnsi="Arial"/>
+                      <w:color w:val="5A6B85"/>
+                      <w:sz w:val="21"/>
+                      <w:szCs w:val="21"/>
+                    </w:rPr>
+                    <w:t xml:space="preserve"/>
+                  </w:r>
+                </w:p>
+              </w:tc>
+            </w:tr>
+          </w:tbl>
           <w:p/>
         </w:tc>
       </w:tr>
@@ -1514,6 +1726,218 @@
                 <w:szCs w:val="21"/>
               </w:rPr>
               <w:t xml:space="preserve">Write a blagging script an attacker might use on a school receptionist. How should staff respond?</w:t>
+            </w:r>
+          </w:p>
+          <w:tbl>
+            <w:tblPr>
+              <w:tblW w:type="dxa" w:w="10026"/>
+              <w:tblBorders>
+                <w:top w:val="single" w:color="auto" w:sz="4"/>
+                <w:left w:val="single" w:color="auto" w:sz="4"/>
+                <w:bottom w:val="single" w:color="auto" w:sz="4"/>
+                <w:right w:val="single" w:color="auto" w:sz="4"/>
+                <w:insideH w:val="single" w:color="auto" w:sz="4"/>
+                <w:insideV w:val="single" w:color="auto" w:sz="4"/>
+              </w:tblBorders>
+            </w:tblPr>
+            <w:tblGrid>
+              <w:gridCol w:w="10026"/>
+            </w:tblGrid>
+            <w:tr>
+              <w:trPr>
+                <w:cantSplit/>
+                <w:trHeight w:val="460" w:hRule="exact"/>
+              </w:trPr>
+              <w:tc>
+                <w:tcPr>
+                  <w:tcW w:type="dxa" w:w="10026"/>
+                  <w:tcBorders>
+                    <w:top w:val="none" w:color="FFFFFF" w:sz="0"/>
+                    <w:left w:val="none" w:color="FFFFFF" w:sz="0"/>
+                    <w:bottom w:val="dotted" w:color="9AA8BC" w:sz="6"/>
+                    <w:right w:val="none" w:color="FFFFFF" w:sz="0"/>
+                  </w:tcBorders>
+                  <w:tcMar>
+                    <w:left w:type="dxa" w:w="0"/>
+                    <w:bottom w:type="dxa" w:w="20"/>
+                    <w:right w:type="dxa" w:w="0"/>
+                  </w:tcMar>
+                  <w:vAlign w:val="bottom"/>
+                </w:tcPr>
+                <w:p>
+                  <w:pPr>
+                    <w:spacing w:after="0" w:before="0"/>
+                  </w:pPr>
+                  <w:r>
+                    <w:rPr>
+                      <w:rFonts w:ascii="Arial" w:cs="Arial" w:eastAsia="Arial" w:hAnsi="Arial"/>
+                      <w:color w:val="5A6B85"/>
+                      <w:sz w:val="21"/>
+                      <w:szCs w:val="21"/>
+                    </w:rPr>
+                    <w:t xml:space="preserve"/>
+                  </w:r>
+                </w:p>
+              </w:tc>
+            </w:tr>
+            <w:tr>
+              <w:trPr>
+                <w:cantSplit/>
+                <w:trHeight w:val="460" w:hRule="exact"/>
+              </w:trPr>
+              <w:tc>
+                <w:tcPr>
+                  <w:tcW w:type="dxa" w:w="10026"/>
+                  <w:tcBorders>
+                    <w:top w:val="none" w:color="FFFFFF" w:sz="0"/>
+                    <w:left w:val="none" w:color="FFFFFF" w:sz="0"/>
+                    <w:bottom w:val="dotted" w:color="9AA8BC" w:sz="6"/>
+                    <w:right w:val="none" w:color="FFFFFF" w:sz="0"/>
+                  </w:tcBorders>
+                  <w:tcMar>
+                    <w:left w:type="dxa" w:w="0"/>
+                    <w:bottom w:type="dxa" w:w="20"/>
+                    <w:right w:type="dxa" w:w="0"/>
+                  </w:tcMar>
+                  <w:vAlign w:val="bottom"/>
+                </w:tcPr>
+                <w:p>
+                  <w:pPr>
+                    <w:spacing w:after="0" w:before="0"/>
+                  </w:pPr>
+                  <w:r>
+                    <w:rPr>
+                      <w:rFonts w:ascii="Arial" w:cs="Arial" w:eastAsia="Arial" w:hAnsi="Arial"/>
+                      <w:color w:val="5A6B85"/>
+                      <w:sz w:val="21"/>
+                      <w:szCs w:val="21"/>
+                    </w:rPr>
+                    <w:t xml:space="preserve"/>
+                  </w:r>
+                </w:p>
+              </w:tc>
+            </w:tr>
+          </w:tbl>
+          <w:p>
+            <w:pPr>
+              <w:keepNext/>
+              <w:spacing w:after="60" w:before="120"/>
+            </w:pPr>
+            <w:r>
+              <w:rPr>
+                <w:rFonts w:ascii="Arial" w:cs="Arial" w:eastAsia="Arial" w:hAnsi="Arial"/>
+                <w:b/>
+                <w:bCs/>
+                <w:sz w:val="21"/>
+                <w:szCs w:val="21"/>
+              </w:rPr>
+              <w:t xml:space="preserve">What is blagging?</w:t>
+            </w:r>
+          </w:p>
+          <w:tbl>
+            <w:tblPr>
+              <w:tblW w:type="dxa" w:w="10026"/>
+              <w:tblBorders>
+                <w:top w:val="single" w:color="auto" w:sz="4"/>
+                <w:left w:val="single" w:color="auto" w:sz="4"/>
+                <w:bottom w:val="single" w:color="auto" w:sz="4"/>
+                <w:right w:val="single" w:color="auto" w:sz="4"/>
+                <w:insideH w:val="single" w:color="auto" w:sz="4"/>
+                <w:insideV w:val="single" w:color="auto" w:sz="4"/>
+              </w:tblBorders>
+            </w:tblPr>
+            <w:tblGrid>
+              <w:gridCol w:w="10026"/>
+            </w:tblGrid>
+            <w:tr>
+              <w:trPr>
+                <w:cantSplit/>
+                <w:trHeight w:val="460" w:hRule="exact"/>
+              </w:trPr>
+              <w:tc>
+                <w:tcPr>
+                  <w:tcW w:type="dxa" w:w="10026"/>
+                  <w:tcBorders>
+                    <w:top w:val="none" w:color="FFFFFF" w:sz="0"/>
+                    <w:left w:val="none" w:color="FFFFFF" w:sz="0"/>
+                    <w:bottom w:val="dotted" w:color="9AA8BC" w:sz="6"/>
+                    <w:right w:val="none" w:color="FFFFFF" w:sz="0"/>
+                  </w:tcBorders>
+                  <w:tcMar>
+                    <w:left w:type="dxa" w:w="0"/>
+                    <w:bottom w:type="dxa" w:w="20"/>
+                    <w:right w:type="dxa" w:w="0"/>
+                  </w:tcMar>
+                  <w:vAlign w:val="bottom"/>
+                </w:tcPr>
+                <w:p>
+                  <w:pPr>
+                    <w:spacing w:after="0" w:before="0"/>
+                  </w:pPr>
+                  <w:r>
+                    <w:rPr>
+                      <w:rFonts w:ascii="Arial" w:cs="Arial" w:eastAsia="Arial" w:hAnsi="Arial"/>
+                      <w:color w:val="5A6B85"/>
+                      <w:sz w:val="21"/>
+                      <w:szCs w:val="21"/>
+                    </w:rPr>
+                    <w:t xml:space="preserve"/>
+                  </w:r>
+                </w:p>
+              </w:tc>
+            </w:tr>
+            <w:tr>
+              <w:trPr>
+                <w:cantSplit/>
+                <w:trHeight w:val="460" w:hRule="exact"/>
+              </w:trPr>
+              <w:tc>
+                <w:tcPr>
+                  <w:tcW w:type="dxa" w:w="10026"/>
+                  <w:tcBorders>
+                    <w:top w:val="none" w:color="FFFFFF" w:sz="0"/>
+                    <w:left w:val="none" w:color="FFFFFF" w:sz="0"/>
+                    <w:bottom w:val="dotted" w:color="9AA8BC" w:sz="6"/>
+                    <w:right w:val="none" w:color="FFFFFF" w:sz="0"/>
+                  </w:tcBorders>
+                  <w:tcMar>
+                    <w:left w:type="dxa" w:w="0"/>
+                    <w:bottom w:type="dxa" w:w="20"/>
+                    <w:right w:type="dxa" w:w="0"/>
+                  </w:tcMar>
+                  <w:vAlign w:val="bottom"/>
+                </w:tcPr>
+                <w:p>
+                  <w:pPr>
+                    <w:spacing w:after="0" w:before="0"/>
+                  </w:pPr>
+                  <w:r>
+                    <w:rPr>
+                      <w:rFonts w:ascii="Arial" w:cs="Arial" w:eastAsia="Arial" w:hAnsi="Arial"/>
+                      <w:color w:val="5A6B85"/>
+                      <w:sz w:val="21"/>
+                      <w:szCs w:val="21"/>
+                    </w:rPr>
+                    <w:t xml:space="preserve"/>
+                  </w:r>
+                </w:p>
+              </w:tc>
+            </w:tr>
+          </w:tbl>
+          <w:p>
+            <w:pPr>
+              <w:keepNext/>
+              <w:spacing w:after="60" w:before="120"/>
+            </w:pPr>
+            <w:r>
+              <w:rPr>
+                <w:rFonts w:ascii="Arial" w:cs="Arial" w:eastAsia="Arial" w:hAnsi="Arial"/>
+                <w:b/>
+                <w:bCs/>
+                <w:sz w:val="21"/>
+                <w:szCs w:val="21"/>
+              </w:rPr>
+              <w:t xml:space="preserve">Someone phones claiming to be from IT and asks for your password to 'fix an error'. What should you do?</w:t>
             </w:r>
           </w:p>
           <w:tbl>
@@ -1889,6 +2313,218 @@
               </w:tc>
             </w:tr>
           </w:tbl>
+          <w:p>
+            <w:pPr>
+              <w:keepNext/>
+              <w:spacing w:after="60" w:before="120"/>
+            </w:pPr>
+            <w:r>
+              <w:rPr>
+                <w:rFonts w:ascii="Arial" w:cs="Arial" w:eastAsia="Arial" w:hAnsi="Arial"/>
+                <w:b/>
+                <w:bCs/>
+                <w:sz w:val="21"/>
+                <w:szCs w:val="21"/>
+              </w:rPr>
+              <w:t xml:space="preserve">What is shouldering?</w:t>
+            </w:r>
+          </w:p>
+          <w:tbl>
+            <w:tblPr>
+              <w:tblW w:type="dxa" w:w="10026"/>
+              <w:tblBorders>
+                <w:top w:val="single" w:color="auto" w:sz="4"/>
+                <w:left w:val="single" w:color="auto" w:sz="4"/>
+                <w:bottom w:val="single" w:color="auto" w:sz="4"/>
+                <w:right w:val="single" w:color="auto" w:sz="4"/>
+                <w:insideH w:val="single" w:color="auto" w:sz="4"/>
+                <w:insideV w:val="single" w:color="auto" w:sz="4"/>
+              </w:tblBorders>
+            </w:tblPr>
+            <w:tblGrid>
+              <w:gridCol w:w="10026"/>
+            </w:tblGrid>
+            <w:tr>
+              <w:trPr>
+                <w:cantSplit/>
+                <w:trHeight w:val="460" w:hRule="exact"/>
+              </w:trPr>
+              <w:tc>
+                <w:tcPr>
+                  <w:tcW w:type="dxa" w:w="10026"/>
+                  <w:tcBorders>
+                    <w:top w:val="none" w:color="FFFFFF" w:sz="0"/>
+                    <w:left w:val="none" w:color="FFFFFF" w:sz="0"/>
+                    <w:bottom w:val="dotted" w:color="9AA8BC" w:sz="6"/>
+                    <w:right w:val="none" w:color="FFFFFF" w:sz="0"/>
+                  </w:tcBorders>
+                  <w:tcMar>
+                    <w:left w:type="dxa" w:w="0"/>
+                    <w:bottom w:type="dxa" w:w="20"/>
+                    <w:right w:type="dxa" w:w="0"/>
+                  </w:tcMar>
+                  <w:vAlign w:val="bottom"/>
+                </w:tcPr>
+                <w:p>
+                  <w:pPr>
+                    <w:spacing w:after="0" w:before="0"/>
+                  </w:pPr>
+                  <w:r>
+                    <w:rPr>
+                      <w:rFonts w:ascii="Arial" w:cs="Arial" w:eastAsia="Arial" w:hAnsi="Arial"/>
+                      <w:color w:val="5A6B85"/>
+                      <w:sz w:val="21"/>
+                      <w:szCs w:val="21"/>
+                    </w:rPr>
+                    <w:t xml:space="preserve"/>
+                  </w:r>
+                </w:p>
+              </w:tc>
+            </w:tr>
+            <w:tr>
+              <w:trPr>
+                <w:cantSplit/>
+                <w:trHeight w:val="460" w:hRule="exact"/>
+              </w:trPr>
+              <w:tc>
+                <w:tcPr>
+                  <w:tcW w:type="dxa" w:w="10026"/>
+                  <w:tcBorders>
+                    <w:top w:val="none" w:color="FFFFFF" w:sz="0"/>
+                    <w:left w:val="none" w:color="FFFFFF" w:sz="0"/>
+                    <w:bottom w:val="dotted" w:color="9AA8BC" w:sz="6"/>
+                    <w:right w:val="none" w:color="FFFFFF" w:sz="0"/>
+                  </w:tcBorders>
+                  <w:tcMar>
+                    <w:left w:type="dxa" w:w="0"/>
+                    <w:bottom w:type="dxa" w:w="20"/>
+                    <w:right w:type="dxa" w:w="0"/>
+                  </w:tcMar>
+                  <w:vAlign w:val="bottom"/>
+                </w:tcPr>
+                <w:p>
+                  <w:pPr>
+                    <w:spacing w:after="0" w:before="0"/>
+                  </w:pPr>
+                  <w:r>
+                    <w:rPr>
+                      <w:rFonts w:ascii="Arial" w:cs="Arial" w:eastAsia="Arial" w:hAnsi="Arial"/>
+                      <w:color w:val="5A6B85"/>
+                      <w:sz w:val="21"/>
+                      <w:szCs w:val="21"/>
+                    </w:rPr>
+                    <w:t xml:space="preserve"/>
+                  </w:r>
+                </w:p>
+              </w:tc>
+            </w:tr>
+          </w:tbl>
+          <w:p>
+            <w:pPr>
+              <w:keepNext/>
+              <w:spacing w:after="60" w:before="120"/>
+            </w:pPr>
+            <w:r>
+              <w:rPr>
+                <w:rFonts w:ascii="Arial" w:cs="Arial" w:eastAsia="Arial" w:hAnsi="Arial"/>
+                <w:b/>
+                <w:bCs/>
+                <w:sz w:val="21"/>
+                <w:szCs w:val="21"/>
+              </w:rPr>
+              <w:t xml:space="preserve">How does tailgating get someone into a secure building?</w:t>
+            </w:r>
+          </w:p>
+          <w:tbl>
+            <w:tblPr>
+              <w:tblW w:type="dxa" w:w="10026"/>
+              <w:tblBorders>
+                <w:top w:val="single" w:color="auto" w:sz="4"/>
+                <w:left w:val="single" w:color="auto" w:sz="4"/>
+                <w:bottom w:val="single" w:color="auto" w:sz="4"/>
+                <w:right w:val="single" w:color="auto" w:sz="4"/>
+                <w:insideH w:val="single" w:color="auto" w:sz="4"/>
+                <w:insideV w:val="single" w:color="auto" w:sz="4"/>
+              </w:tblBorders>
+            </w:tblPr>
+            <w:tblGrid>
+              <w:gridCol w:w="10026"/>
+            </w:tblGrid>
+            <w:tr>
+              <w:trPr>
+                <w:cantSplit/>
+                <w:trHeight w:val="460" w:hRule="exact"/>
+              </w:trPr>
+              <w:tc>
+                <w:tcPr>
+                  <w:tcW w:type="dxa" w:w="10026"/>
+                  <w:tcBorders>
+                    <w:top w:val="none" w:color="FFFFFF" w:sz="0"/>
+                    <w:left w:val="none" w:color="FFFFFF" w:sz="0"/>
+                    <w:bottom w:val="dotted" w:color="9AA8BC" w:sz="6"/>
+                    <w:right w:val="none" w:color="FFFFFF" w:sz="0"/>
+                  </w:tcBorders>
+                  <w:tcMar>
+                    <w:left w:type="dxa" w:w="0"/>
+                    <w:bottom w:type="dxa" w:w="20"/>
+                    <w:right w:type="dxa" w:w="0"/>
+                  </w:tcMar>
+                  <w:vAlign w:val="bottom"/>
+                </w:tcPr>
+                <w:p>
+                  <w:pPr>
+                    <w:spacing w:after="0" w:before="0"/>
+                  </w:pPr>
+                  <w:r>
+                    <w:rPr>
+                      <w:rFonts w:ascii="Arial" w:cs="Arial" w:eastAsia="Arial" w:hAnsi="Arial"/>
+                      <w:color w:val="5A6B85"/>
+                      <w:sz w:val="21"/>
+                      <w:szCs w:val="21"/>
+                    </w:rPr>
+                    <w:t xml:space="preserve"/>
+                  </w:r>
+                </w:p>
+              </w:tc>
+            </w:tr>
+            <w:tr>
+              <w:trPr>
+                <w:cantSplit/>
+                <w:trHeight w:val="460" w:hRule="exact"/>
+              </w:trPr>
+              <w:tc>
+                <w:tcPr>
+                  <w:tcW w:type="dxa" w:w="10026"/>
+                  <w:tcBorders>
+                    <w:top w:val="none" w:color="FFFFFF" w:sz="0"/>
+                    <w:left w:val="none" w:color="FFFFFF" w:sz="0"/>
+                    <w:bottom w:val="dotted" w:color="9AA8BC" w:sz="6"/>
+                    <w:right w:val="none" w:color="FFFFFF" w:sz="0"/>
+                  </w:tcBorders>
+                  <w:tcMar>
+                    <w:left w:type="dxa" w:w="0"/>
+                    <w:bottom w:type="dxa" w:w="20"/>
+                    <w:right w:type="dxa" w:w="0"/>
+                  </w:tcMar>
+                  <w:vAlign w:val="bottom"/>
+                </w:tcPr>
+                <w:p>
+                  <w:pPr>
+                    <w:spacing w:after="0" w:before="0"/>
+                  </w:pPr>
+                  <w:r>
+                    <w:rPr>
+                      <w:rFonts w:ascii="Arial" w:cs="Arial" w:eastAsia="Arial" w:hAnsi="Arial"/>
+                      <w:color w:val="5A6B85"/>
+                      <w:sz w:val="21"/>
+                      <w:szCs w:val="21"/>
+                    </w:rPr>
+                    <w:t xml:space="preserve"/>
+                  </w:r>
+                </w:p>
+              </w:tc>
+            </w:tr>
+          </w:tbl>
           <w:p/>
         </w:tc>
       </w:tr>
@@ -2080,6 +2716,218 @@
                 <w:szCs w:val="21"/>
               </w:rPr>
               <w:t xml:space="preserve">Why should you never plug in a USB stick you found?</w:t>
+            </w:r>
+          </w:p>
+          <w:tbl>
+            <w:tblPr>
+              <w:tblW w:type="dxa" w:w="10026"/>
+              <w:tblBorders>
+                <w:top w:val="single" w:color="auto" w:sz="4"/>
+                <w:left w:val="single" w:color="auto" w:sz="4"/>
+                <w:bottom w:val="single" w:color="auto" w:sz="4"/>
+                <w:right w:val="single" w:color="auto" w:sz="4"/>
+                <w:insideH w:val="single" w:color="auto" w:sz="4"/>
+                <w:insideV w:val="single" w:color="auto" w:sz="4"/>
+              </w:tblBorders>
+            </w:tblPr>
+            <w:tblGrid>
+              <w:gridCol w:w="10026"/>
+            </w:tblGrid>
+            <w:tr>
+              <w:trPr>
+                <w:cantSplit/>
+                <w:trHeight w:val="460" w:hRule="exact"/>
+              </w:trPr>
+              <w:tc>
+                <w:tcPr>
+                  <w:tcW w:type="dxa" w:w="10026"/>
+                  <w:tcBorders>
+                    <w:top w:val="none" w:color="FFFFFF" w:sz="0"/>
+                    <w:left w:val="none" w:color="FFFFFF" w:sz="0"/>
+                    <w:bottom w:val="dotted" w:color="9AA8BC" w:sz="6"/>
+                    <w:right w:val="none" w:color="FFFFFF" w:sz="0"/>
+                  </w:tcBorders>
+                  <w:tcMar>
+                    <w:left w:type="dxa" w:w="0"/>
+                    <w:bottom w:type="dxa" w:w="20"/>
+                    <w:right w:type="dxa" w:w="0"/>
+                  </w:tcMar>
+                  <w:vAlign w:val="bottom"/>
+                </w:tcPr>
+                <w:p>
+                  <w:pPr>
+                    <w:spacing w:after="0" w:before="0"/>
+                  </w:pPr>
+                  <w:r>
+                    <w:rPr>
+                      <w:rFonts w:ascii="Arial" w:cs="Arial" w:eastAsia="Arial" w:hAnsi="Arial"/>
+                      <w:color w:val="5A6B85"/>
+                      <w:sz w:val="21"/>
+                      <w:szCs w:val="21"/>
+                    </w:rPr>
+                    <w:t xml:space="preserve"/>
+                  </w:r>
+                </w:p>
+              </w:tc>
+            </w:tr>
+            <w:tr>
+              <w:trPr>
+                <w:cantSplit/>
+                <w:trHeight w:val="460" w:hRule="exact"/>
+              </w:trPr>
+              <w:tc>
+                <w:tcPr>
+                  <w:tcW w:type="dxa" w:w="10026"/>
+                  <w:tcBorders>
+                    <w:top w:val="none" w:color="FFFFFF" w:sz="0"/>
+                    <w:left w:val="none" w:color="FFFFFF" w:sz="0"/>
+                    <w:bottom w:val="dotted" w:color="9AA8BC" w:sz="6"/>
+                    <w:right w:val="none" w:color="FFFFFF" w:sz="0"/>
+                  </w:tcBorders>
+                  <w:tcMar>
+                    <w:left w:type="dxa" w:w="0"/>
+                    <w:bottom w:type="dxa" w:w="20"/>
+                    <w:right w:type="dxa" w:w="0"/>
+                  </w:tcMar>
+                  <w:vAlign w:val="bottom"/>
+                </w:tcPr>
+                <w:p>
+                  <w:pPr>
+                    <w:spacing w:after="0" w:before="0"/>
+                  </w:pPr>
+                  <w:r>
+                    <w:rPr>
+                      <w:rFonts w:ascii="Arial" w:cs="Arial" w:eastAsia="Arial" w:hAnsi="Arial"/>
+                      <w:color w:val="5A6B85"/>
+                      <w:sz w:val="21"/>
+                      <w:szCs w:val="21"/>
+                    </w:rPr>
+                    <w:t xml:space="preserve"/>
+                  </w:r>
+                </w:p>
+              </w:tc>
+            </w:tr>
+          </w:tbl>
+          <w:p>
+            <w:pPr>
+              <w:keepNext/>
+              <w:spacing w:after="60" w:before="120"/>
+            </w:pPr>
+            <w:r>
+              <w:rPr>
+                <w:rFonts w:ascii="Arial" w:cs="Arial" w:eastAsia="Arial" w:hAnsi="Arial"/>
+                <w:b/>
+                <w:bCs/>
+                <w:sz w:val="21"/>
+                <w:szCs w:val="21"/>
+              </w:rPr>
+              <w:t xml:space="preserve">What is baiting?</w:t>
+            </w:r>
+          </w:p>
+          <w:tbl>
+            <w:tblPr>
+              <w:tblW w:type="dxa" w:w="10026"/>
+              <w:tblBorders>
+                <w:top w:val="single" w:color="auto" w:sz="4"/>
+                <w:left w:val="single" w:color="auto" w:sz="4"/>
+                <w:bottom w:val="single" w:color="auto" w:sz="4"/>
+                <w:right w:val="single" w:color="auto" w:sz="4"/>
+                <w:insideH w:val="single" w:color="auto" w:sz="4"/>
+                <w:insideV w:val="single" w:color="auto" w:sz="4"/>
+              </w:tblBorders>
+            </w:tblPr>
+            <w:tblGrid>
+              <w:gridCol w:w="10026"/>
+            </w:tblGrid>
+            <w:tr>
+              <w:trPr>
+                <w:cantSplit/>
+                <w:trHeight w:val="460" w:hRule="exact"/>
+              </w:trPr>
+              <w:tc>
+                <w:tcPr>
+                  <w:tcW w:type="dxa" w:w="10026"/>
+                  <w:tcBorders>
+                    <w:top w:val="none" w:color="FFFFFF" w:sz="0"/>
+                    <w:left w:val="none" w:color="FFFFFF" w:sz="0"/>
+                    <w:bottom w:val="dotted" w:color="9AA8BC" w:sz="6"/>
+                    <w:right w:val="none" w:color="FFFFFF" w:sz="0"/>
+                  </w:tcBorders>
+                  <w:tcMar>
+                    <w:left w:type="dxa" w:w="0"/>
+                    <w:bottom w:type="dxa" w:w="20"/>
+                    <w:right w:type="dxa" w:w="0"/>
+                  </w:tcMar>
+                  <w:vAlign w:val="bottom"/>
+                </w:tcPr>
+                <w:p>
+                  <w:pPr>
+                    <w:spacing w:after="0" w:before="0"/>
+                  </w:pPr>
+                  <w:r>
+                    <w:rPr>
+                      <w:rFonts w:ascii="Arial" w:cs="Arial" w:eastAsia="Arial" w:hAnsi="Arial"/>
+                      <w:color w:val="5A6B85"/>
+                      <w:sz w:val="21"/>
+                      <w:szCs w:val="21"/>
+                    </w:rPr>
+                    <w:t xml:space="preserve"/>
+                  </w:r>
+                </w:p>
+              </w:tc>
+            </w:tr>
+            <w:tr>
+              <w:trPr>
+                <w:cantSplit/>
+                <w:trHeight w:val="460" w:hRule="exact"/>
+              </w:trPr>
+              <w:tc>
+                <w:tcPr>
+                  <w:tcW w:type="dxa" w:w="10026"/>
+                  <w:tcBorders>
+                    <w:top w:val="none" w:color="FFFFFF" w:sz="0"/>
+                    <w:left w:val="none" w:color="FFFFFF" w:sz="0"/>
+                    <w:bottom w:val="dotted" w:color="9AA8BC" w:sz="6"/>
+                    <w:right w:val="none" w:color="FFFFFF" w:sz="0"/>
+                  </w:tcBorders>
+                  <w:tcMar>
+                    <w:left w:type="dxa" w:w="0"/>
+                    <w:bottom w:type="dxa" w:w="20"/>
+                    <w:right w:type="dxa" w:w="0"/>
+                  </w:tcMar>
+                  <w:vAlign w:val="bottom"/>
+                </w:tcPr>
+                <w:p>
+                  <w:pPr>
+                    <w:spacing w:after="0" w:before="0"/>
+                  </w:pPr>
+                  <w:r>
+                    <w:rPr>
+                      <w:rFonts w:ascii="Arial" w:cs="Arial" w:eastAsia="Arial" w:hAnsi="Arial"/>
+                      <w:color w:val="5A6B85"/>
+                      <w:sz w:val="21"/>
+                      <w:szCs w:val="21"/>
+                    </w:rPr>
+                    <w:t xml:space="preserve"/>
+                  </w:r>
+                </w:p>
+              </w:tc>
+            </w:tr>
+          </w:tbl>
+          <w:p>
+            <w:pPr>
+              <w:keepNext/>
+              <w:spacing w:after="60" w:before="120"/>
+            </w:pPr>
+            <w:r>
+              <w:rPr>
+                <w:rFonts w:ascii="Arial" w:cs="Arial" w:eastAsia="Arial" w:hAnsi="Arial"/>
+                <w:b/>
+                <w:bCs/>
+                <w:sz w:val="21"/>
+                <w:szCs w:val="21"/>
+              </w:rPr>
+              <w:t xml:space="preserve">You find a USB stick in the car park labelled 'Staff salaries'. What should you do?</w:t>
             </w:r>
           </w:p>
           <w:tbl>
@@ -2646,6 +3494,218 @@
                 <w:szCs w:val="21"/>
               </w:rPr>
               <w:t xml:space="preserve">Write three rules you'd put in a school's acceptable use policy.</w:t>
+            </w:r>
+          </w:p>
+          <w:tbl>
+            <w:tblPr>
+              <w:tblW w:type="dxa" w:w="10026"/>
+              <w:tblBorders>
+                <w:top w:val="single" w:color="auto" w:sz="4"/>
+                <w:left w:val="single" w:color="auto" w:sz="4"/>
+                <w:bottom w:val="single" w:color="auto" w:sz="4"/>
+                <w:right w:val="single" w:color="auto" w:sz="4"/>
+                <w:insideH w:val="single" w:color="auto" w:sz="4"/>
+                <w:insideV w:val="single" w:color="auto" w:sz="4"/>
+              </w:tblBorders>
+            </w:tblPr>
+            <w:tblGrid>
+              <w:gridCol w:w="10026"/>
+            </w:tblGrid>
+            <w:tr>
+              <w:trPr>
+                <w:cantSplit/>
+                <w:trHeight w:val="460" w:hRule="exact"/>
+              </w:trPr>
+              <w:tc>
+                <w:tcPr>
+                  <w:tcW w:type="dxa" w:w="10026"/>
+                  <w:tcBorders>
+                    <w:top w:val="none" w:color="FFFFFF" w:sz="0"/>
+                    <w:left w:val="none" w:color="FFFFFF" w:sz="0"/>
+                    <w:bottom w:val="dotted" w:color="9AA8BC" w:sz="6"/>
+                    <w:right w:val="none" w:color="FFFFFF" w:sz="0"/>
+                  </w:tcBorders>
+                  <w:tcMar>
+                    <w:left w:type="dxa" w:w="0"/>
+                    <w:bottom w:type="dxa" w:w="20"/>
+                    <w:right w:type="dxa" w:w="0"/>
+                  </w:tcMar>
+                  <w:vAlign w:val="bottom"/>
+                </w:tcPr>
+                <w:p>
+                  <w:pPr>
+                    <w:spacing w:after="0" w:before="0"/>
+                  </w:pPr>
+                  <w:r>
+                    <w:rPr>
+                      <w:rFonts w:ascii="Arial" w:cs="Arial" w:eastAsia="Arial" w:hAnsi="Arial"/>
+                      <w:color w:val="5A6B85"/>
+                      <w:sz w:val="21"/>
+                      <w:szCs w:val="21"/>
+                    </w:rPr>
+                    <w:t xml:space="preserve"/>
+                  </w:r>
+                </w:p>
+              </w:tc>
+            </w:tr>
+            <w:tr>
+              <w:trPr>
+                <w:cantSplit/>
+                <w:trHeight w:val="460" w:hRule="exact"/>
+              </w:trPr>
+              <w:tc>
+                <w:tcPr>
+                  <w:tcW w:type="dxa" w:w="10026"/>
+                  <w:tcBorders>
+                    <w:top w:val="none" w:color="FFFFFF" w:sz="0"/>
+                    <w:left w:val="none" w:color="FFFFFF" w:sz="0"/>
+                    <w:bottom w:val="dotted" w:color="9AA8BC" w:sz="6"/>
+                    <w:right w:val="none" w:color="FFFFFF" w:sz="0"/>
+                  </w:tcBorders>
+                  <w:tcMar>
+                    <w:left w:type="dxa" w:w="0"/>
+                    <w:bottom w:type="dxa" w:w="20"/>
+                    <w:right w:type="dxa" w:w="0"/>
+                  </w:tcMar>
+                  <w:vAlign w:val="bottom"/>
+                </w:tcPr>
+                <w:p>
+                  <w:pPr>
+                    <w:spacing w:after="0" w:before="0"/>
+                  </w:pPr>
+                  <w:r>
+                    <w:rPr>
+                      <w:rFonts w:ascii="Arial" w:cs="Arial" w:eastAsia="Arial" w:hAnsi="Arial"/>
+                      <w:color w:val="5A6B85"/>
+                      <w:sz w:val="21"/>
+                      <w:szCs w:val="21"/>
+                    </w:rPr>
+                    <w:t xml:space="preserve"/>
+                  </w:r>
+                </w:p>
+              </w:tc>
+            </w:tr>
+          </w:tbl>
+          <w:p>
+            <w:pPr>
+              <w:keepNext/>
+              <w:spacing w:after="60" w:before="120"/>
+            </w:pPr>
+            <w:r>
+              <w:rPr>
+                <w:rFonts w:ascii="Arial" w:cs="Arial" w:eastAsia="Arial" w:hAnsi="Arial"/>
+                <w:b/>
+                <w:bCs/>
+                <w:sz w:val="21"/>
+                <w:szCs w:val="21"/>
+              </w:rPr>
+              <w:t xml:space="preserve">What is an acceptable use policy?</w:t>
+            </w:r>
+          </w:p>
+          <w:tbl>
+            <w:tblPr>
+              <w:tblW w:type="dxa" w:w="10026"/>
+              <w:tblBorders>
+                <w:top w:val="single" w:color="auto" w:sz="4"/>
+                <w:left w:val="single" w:color="auto" w:sz="4"/>
+                <w:bottom w:val="single" w:color="auto" w:sz="4"/>
+                <w:right w:val="single" w:color="auto" w:sz="4"/>
+                <w:insideH w:val="single" w:color="auto" w:sz="4"/>
+                <w:insideV w:val="single" w:color="auto" w:sz="4"/>
+              </w:tblBorders>
+            </w:tblPr>
+            <w:tblGrid>
+              <w:gridCol w:w="10026"/>
+            </w:tblGrid>
+            <w:tr>
+              <w:trPr>
+                <w:cantSplit/>
+                <w:trHeight w:val="460" w:hRule="exact"/>
+              </w:trPr>
+              <w:tc>
+                <w:tcPr>
+                  <w:tcW w:type="dxa" w:w="10026"/>
+                  <w:tcBorders>
+                    <w:top w:val="none" w:color="FFFFFF" w:sz="0"/>
+                    <w:left w:val="none" w:color="FFFFFF" w:sz="0"/>
+                    <w:bottom w:val="dotted" w:color="9AA8BC" w:sz="6"/>
+                    <w:right w:val="none" w:color="FFFFFF" w:sz="0"/>
+                  </w:tcBorders>
+                  <w:tcMar>
+                    <w:left w:type="dxa" w:w="0"/>
+                    <w:bottom w:type="dxa" w:w="20"/>
+                    <w:right w:type="dxa" w:w="0"/>
+                  </w:tcMar>
+                  <w:vAlign w:val="bottom"/>
+                </w:tcPr>
+                <w:p>
+                  <w:pPr>
+                    <w:spacing w:after="0" w:before="0"/>
+                  </w:pPr>
+                  <w:r>
+                    <w:rPr>
+                      <w:rFonts w:ascii="Arial" w:cs="Arial" w:eastAsia="Arial" w:hAnsi="Arial"/>
+                      <w:color w:val="5A6B85"/>
+                      <w:sz w:val="21"/>
+                      <w:szCs w:val="21"/>
+                    </w:rPr>
+                    <w:t xml:space="preserve"/>
+                  </w:r>
+                </w:p>
+              </w:tc>
+            </w:tr>
+            <w:tr>
+              <w:trPr>
+                <w:cantSplit/>
+                <w:trHeight w:val="460" w:hRule="exact"/>
+              </w:trPr>
+              <w:tc>
+                <w:tcPr>
+                  <w:tcW w:type="dxa" w:w="10026"/>
+                  <w:tcBorders>
+                    <w:top w:val="none" w:color="FFFFFF" w:sz="0"/>
+                    <w:left w:val="none" w:color="FFFFFF" w:sz="0"/>
+                    <w:bottom w:val="dotted" w:color="9AA8BC" w:sz="6"/>
+                    <w:right w:val="none" w:color="FFFFFF" w:sz="0"/>
+                  </w:tcBorders>
+                  <w:tcMar>
+                    <w:left w:type="dxa" w:w="0"/>
+                    <w:bottom w:type="dxa" w:w="20"/>
+                    <w:right w:type="dxa" w:w="0"/>
+                  </w:tcMar>
+                  <w:vAlign w:val="bottom"/>
+                </w:tcPr>
+                <w:p>
+                  <w:pPr>
+                    <w:spacing w:after="0" w:before="0"/>
+                  </w:pPr>
+                  <w:r>
+                    <w:rPr>
+                      <w:rFonts w:ascii="Arial" w:cs="Arial" w:eastAsia="Arial" w:hAnsi="Arial"/>
+                      <w:color w:val="5A6B85"/>
+                      <w:sz w:val="21"/>
+                      <w:szCs w:val="21"/>
+                    </w:rPr>
+                    <w:t xml:space="preserve"/>
+                  </w:r>
+                </w:p>
+              </w:tc>
+            </w:tr>
+          </w:tbl>
+          <w:p>
+            <w:pPr>
+              <w:keepNext/>
+              <w:spacing w:after="60" w:before="120"/>
+            </w:pPr>
+            <w:r>
+              <w:rPr>
+                <w:rFonts w:ascii="Arial" w:cs="Arial" w:eastAsia="Arial" w:hAnsi="Arial"/>
+                <w:b/>
+                <w:bCs/>
+                <w:sz w:val="21"/>
+                <w:szCs w:val="21"/>
+              </w:rPr>
+              <w:t xml:space="preserve">Which is the best defence against social engineering?</w:t>
             </w:r>
           </w:p>
           <w:tbl>
@@ -3913,7 +4973,7 @@
                 <w:sz w:val="21"/>
                 <w:szCs w:val="21"/>
               </w:rPr>
-              <w:t xml:space="preserve">a)  People are often regarded as a weak point in secure systems. Explain what this means.  </w:t>
+              <w:t xml:space="preserve">a)  Explain, with examples, why people are often the easiest way into a secure system.  </w:t>
             </w:r>
             <w:r>
               <w:rPr>
@@ -4287,7 +5347,7 @@
                 <w:sz w:val="21"/>
                 <w:szCs w:val="21"/>
               </w:rPr>
-              <w:t xml:space="preserve">b)  Describe one way an organisation can reduce the risk of social engineering.  </w:t>
+              <w:t xml:space="preserve">b)  Describe two measures that reduce the risk of social engineering.  </w:t>
             </w:r>
             <w:r>
               <w:rPr>
@@ -4296,7 +5356,7 @@
                 <w:sz w:val="21"/>
                 <w:szCs w:val="21"/>
               </w:rPr>
-              <w:t xml:space="preserve">[2]</w:t>
+              <w:t xml:space="preserve">[4]</w:t>
             </w:r>
           </w:p>
           <w:tbl>
@@ -4314,6 +5374,80 @@
             <w:tblGrid>
               <w:gridCol w:w="10026"/>
             </w:tblGrid>
+            <w:tr>
+              <w:trPr>
+                <w:cantSplit/>
+                <w:trHeight w:val="460" w:hRule="exact"/>
+              </w:trPr>
+              <w:tc>
+                <w:tcPr>
+                  <w:tcW w:type="dxa" w:w="10026"/>
+                  <w:tcBorders>
+                    <w:top w:val="none" w:color="FFFFFF" w:sz="0"/>
+                    <w:left w:val="none" w:color="FFFFFF" w:sz="0"/>
+                    <w:bottom w:val="dotted" w:color="9AA8BC" w:sz="6"/>
+                    <w:right w:val="none" w:color="FFFFFF" w:sz="0"/>
+                  </w:tcBorders>
+                  <w:tcMar>
+                    <w:left w:type="dxa" w:w="0"/>
+                    <w:bottom w:type="dxa" w:w="20"/>
+                    <w:right w:type="dxa" w:w="0"/>
+                  </w:tcMar>
+                  <w:vAlign w:val="bottom"/>
+                </w:tcPr>
+                <w:p>
+                  <w:pPr>
+                    <w:spacing w:after="0" w:before="0"/>
+                  </w:pPr>
+                  <w:r>
+                    <w:rPr>
+                      <w:rFonts w:ascii="Arial" w:cs="Arial" w:eastAsia="Arial" w:hAnsi="Arial"/>
+                      <w:color w:val="5A6B85"/>
+                      <w:sz w:val="21"/>
+                      <w:szCs w:val="21"/>
+                    </w:rPr>
+                    <w:t xml:space="preserve"/>
+                  </w:r>
+                </w:p>
+              </w:tc>
+            </w:tr>
+            <w:tr>
+              <w:trPr>
+                <w:cantSplit/>
+                <w:trHeight w:val="460" w:hRule="exact"/>
+              </w:trPr>
+              <w:tc>
+                <w:tcPr>
+                  <w:tcW w:type="dxa" w:w="10026"/>
+                  <w:tcBorders>
+                    <w:top w:val="none" w:color="FFFFFF" w:sz="0"/>
+                    <w:left w:val="none" w:color="FFFFFF" w:sz="0"/>
+                    <w:bottom w:val="dotted" w:color="9AA8BC" w:sz="6"/>
+                    <w:right w:val="none" w:color="FFFFFF" w:sz="0"/>
+                  </w:tcBorders>
+                  <w:tcMar>
+                    <w:left w:type="dxa" w:w="0"/>
+                    <w:bottom w:type="dxa" w:w="20"/>
+                    <w:right w:type="dxa" w:w="0"/>
+                  </w:tcMar>
+                  <w:vAlign w:val="bottom"/>
+                </w:tcPr>
+                <w:p>
+                  <w:pPr>
+                    <w:spacing w:after="0" w:before="0"/>
+                  </w:pPr>
+                  <w:r>
+                    <w:rPr>
+                      <w:rFonts w:ascii="Arial" w:cs="Arial" w:eastAsia="Arial" w:hAnsi="Arial"/>
+                      <w:color w:val="5A6B85"/>
+                      <w:sz w:val="21"/>
+                      <w:szCs w:val="21"/>
+                    </w:rPr>
+                    <w:t xml:space="preserve"/>
+                  </w:r>
+                </w:p>
+              </w:tc>
+            </w:tr>
             <w:tr>
               <w:trPr>
                 <w:cantSplit/>
